--- a/zht/docx/045.content.docx
+++ b/zht/docx/045.content.docx
@@ -397,18 +397,12 @@
           <w:lang w:val="zh_TW" w:bidi="zh_TW"/>
         </w:rPr>
       </w:r>
-      <w:hyperlink r:id="rId13">
-        <w:r>
-          <w:rPr>
-            <w:lang w:val="zh_TW" w:bidi="zh_TW"/>
-          </w:rPr>
-          <w:rPr>
-            <w:color w:val="0000EE"/>
-            <w:u w:val="single"/>
-          </w:rPr>
-          <w:t>列王紀上14:1–3</w:t>
-        </w:r>
-      </w:hyperlink>
+      <w:r>
+        <w:rPr>
+          <w:lang w:val="zh_TW" w:bidi="zh_TW"/>
+        </w:rPr>
+        <w:t>列王紀上14:1–3</w:t>
+      </w:r>
     </w:p>
     <w:p>
       <w:pPr>
@@ -421,18 +415,12 @@
           <w:lang w:val="zh_TW" w:bidi="zh_TW"/>
         </w:rPr>
       </w:r>
-      <w:hyperlink r:id="rId14">
-        <w:r>
-          <w:rPr>
-            <w:lang w:val="zh_TW" w:bidi="zh_TW"/>
-          </w:rPr>
-          <w:rPr>
-            <w:color w:val="0000EE"/>
-            <w:u w:val="single"/>
-          </w:rPr>
-          <w:t>申命記6:3</w:t>
-        </w:r>
-      </w:hyperlink>
+      <w:r>
+        <w:rPr>
+          <w:lang w:val="zh_TW" w:bidi="zh_TW"/>
+        </w:rPr>
+        <w:t>申命記6:3</w:t>
+      </w:r>
     </w:p>
     <w:p>
       <w:pPr>
@@ -445,18 +433,12 @@
           <w:lang w:val="zh_TW" w:bidi="zh_TW"/>
         </w:rPr>
       </w:r>
-      <w:hyperlink r:id="rId15">
-        <w:r>
-          <w:rPr>
-            <w:lang w:val="zh_TW" w:bidi="zh_TW"/>
-          </w:rPr>
-          <w:rPr>
-            <w:color w:val="0000EE"/>
-            <w:u w:val="single"/>
-          </w:rPr>
-          <w:t>出埃及記13:3–5</w:t>
-        </w:r>
-      </w:hyperlink>
+      <w:r>
+        <w:rPr>
+          <w:lang w:val="zh_TW" w:bidi="zh_TW"/>
+        </w:rPr>
+        <w:t>出埃及記13:3–5</w:t>
+      </w:r>
     </w:p>
     <w:p>
       <w:pPr>
@@ -469,18 +451,12 @@
           <w:lang w:val="zh_TW" w:bidi="zh_TW"/>
         </w:rPr>
       </w:r>
-      <w:hyperlink r:id="rId16">
-        <w:r>
-          <w:rPr>
-            <w:lang w:val="zh_TW" w:bidi="zh_TW"/>
-          </w:rPr>
-          <w:rPr>
-            <w:color w:val="0000EE"/>
-            <w:u w:val="single"/>
-          </w:rPr>
-          <w:t>約書亞記5:6</w:t>
-        </w:r>
-      </w:hyperlink>
+      <w:r>
+        <w:rPr>
+          <w:lang w:val="zh_TW" w:bidi="zh_TW"/>
+        </w:rPr>
+        <w:t>約書亞記5:6</w:t>
+      </w:r>
     </w:p>
     <w:p>
       <w:pPr>
@@ -493,18 +469,12 @@
           <w:lang w:val="zh_TW" w:bidi="zh_TW"/>
         </w:rPr>
       </w:r>
-      <w:hyperlink r:id="rId17">
-        <w:r>
-          <w:rPr>
-            <w:lang w:val="zh_TW" w:bidi="zh_TW"/>
-          </w:rPr>
-          <w:rPr>
-            <w:color w:val="0000EE"/>
-            <w:u w:val="single"/>
-          </w:rPr>
-          <w:t>箴言5:3</w:t>
-        </w:r>
-      </w:hyperlink>
+      <w:r>
+        <w:rPr>
+          <w:lang w:val="zh_TW" w:bidi="zh_TW"/>
+        </w:rPr>
+        <w:t>箴言5:3</w:t>
+      </w:r>
     </w:p>
     <w:p>
       <w:pPr>
@@ -732,18 +702,12 @@
           <w:lang w:val="zh_TW" w:bidi="zh_TW"/>
         </w:rPr>
       </w:r>
-      <w:hyperlink r:id="rId18">
-        <w:r>
-          <w:rPr>
-            <w:lang w:val="zh_TW" w:bidi="zh_TW"/>
-          </w:rPr>
-          <w:rPr>
-            <w:color w:val="0000EE"/>
-            <w:u w:val="single"/>
-          </w:rPr>
-          <w:t>歷代志上15:11–12</w:t>
-        </w:r>
-      </w:hyperlink>
+      <w:r>
+        <w:rPr>
+          <w:lang w:val="zh_TW" w:bidi="zh_TW"/>
+        </w:rPr>
+        <w:t>歷代志上15:11–12</w:t>
+      </w:r>
     </w:p>
     <w:p>
       <w:pPr>
@@ -756,18 +720,12 @@
           <w:lang w:val="zh_TW" w:bidi="zh_TW"/>
         </w:rPr>
       </w:r>
-      <w:hyperlink r:id="rId19">
-        <w:r>
-          <w:rPr>
-            <w:lang w:val="zh_TW" w:bidi="zh_TW"/>
-          </w:rPr>
-          <w:rPr>
-            <w:color w:val="0000EE"/>
-            <w:u w:val="single"/>
-          </w:rPr>
-          <w:t>哥林多前書6:9–11</w:t>
-        </w:r>
-      </w:hyperlink>
+      <w:r>
+        <w:rPr>
+          <w:lang w:val="zh_TW" w:bidi="zh_TW"/>
+        </w:rPr>
+        <w:t>哥林多前書6:9–11</w:t>
+      </w:r>
     </w:p>
     <w:p>
       <w:pPr>
@@ -780,18 +738,12 @@
           <w:lang w:val="zh_TW" w:bidi="zh_TW"/>
         </w:rPr>
       </w:r>
-      <w:hyperlink r:id="rId20">
-        <w:r>
-          <w:rPr>
-            <w:lang w:val="zh_TW" w:bidi="zh_TW"/>
-          </w:rPr>
-          <w:rPr>
-            <w:color w:val="0000EE"/>
-            <w:u w:val="single"/>
-          </w:rPr>
-          <w:t>列王紀上7:51</w:t>
-        </w:r>
-      </w:hyperlink>
+      <w:r>
+        <w:rPr>
+          <w:lang w:val="zh_TW" w:bidi="zh_TW"/>
+        </w:rPr>
+        <w:t>列王紀上7:51</w:t>
+      </w:r>
     </w:p>
     <w:p>
       <w:pPr>
@@ -804,18 +756,12 @@
           <w:lang w:val="zh_TW" w:bidi="zh_TW"/>
         </w:rPr>
       </w:r>
-      <w:hyperlink r:id="rId21">
-        <w:r>
-          <w:rPr>
-            <w:lang w:val="zh_TW" w:bidi="zh_TW"/>
-          </w:rPr>
-          <w:rPr>
-            <w:color w:val="0000EE"/>
-            <w:u w:val="single"/>
-          </w:rPr>
-          <w:t>提摩太前書4:5</w:t>
-        </w:r>
-      </w:hyperlink>
+      <w:r>
+        <w:rPr>
+          <w:lang w:val="zh_TW" w:bidi="zh_TW"/>
+        </w:rPr>
+        <w:t>提摩太前書4:5</w:t>
+      </w:r>
     </w:p>
     <w:p>
       <w:pPr>
@@ -828,18 +774,12 @@
           <w:lang w:val="zh_TW" w:bidi="zh_TW"/>
         </w:rPr>
       </w:r>
-      <w:hyperlink r:id="rId22">
-        <w:r>
-          <w:rPr>
-            <w:lang w:val="zh_TW" w:bidi="zh_TW"/>
-          </w:rPr>
-          <w:rPr>
-            <w:color w:val="0000EE"/>
-            <w:u w:val="single"/>
-          </w:rPr>
-          <w:t>歷代志下2:4–5</w:t>
-        </w:r>
-      </w:hyperlink>
+      <w:r>
+        <w:rPr>
+          <w:lang w:val="zh_TW" w:bidi="zh_TW"/>
+        </w:rPr>
+        <w:t>歷代志下2:4–5</w:t>
+      </w:r>
     </w:p>
     <w:p>
       <w:pPr>
@@ -852,18 +792,12 @@
           <w:lang w:val="zh_TW" w:bidi="zh_TW"/>
         </w:rPr>
       </w:r>
-      <w:hyperlink r:id="rId23">
-        <w:r>
-          <w:rPr>
-            <w:lang w:val="zh_TW" w:bidi="zh_TW"/>
-          </w:rPr>
-          <w:rPr>
-            <w:color w:val="0000EE"/>
-            <w:u w:val="single"/>
-          </w:rPr>
-          <w:t>約翰福音17:18–19</w:t>
-        </w:r>
-      </w:hyperlink>
+      <w:r>
+        <w:rPr>
+          <w:lang w:val="zh_TW" w:bidi="zh_TW"/>
+        </w:rPr>
+        <w:t>約翰福音17:18–19</w:t>
+      </w:r>
     </w:p>
     <w:p>
       <w:pPr>
@@ -876,18 +810,12 @@
           <w:lang w:val="zh_TW" w:bidi="zh_TW"/>
         </w:rPr>
       </w:r>
-      <w:hyperlink r:id="rId24">
-        <w:r>
-          <w:rPr>
-            <w:lang w:val="zh_TW" w:bidi="zh_TW"/>
-          </w:rPr>
-          <w:rPr>
-            <w:color w:val="0000EE"/>
-            <w:u w:val="single"/>
-          </w:rPr>
-          <w:t>路加福音2:22–24</w:t>
-        </w:r>
-      </w:hyperlink>
+      <w:r>
+        <w:rPr>
+          <w:lang w:val="zh_TW" w:bidi="zh_TW"/>
+        </w:rPr>
+        <w:t>路加福音2:22–24</w:t>
+      </w:r>
     </w:p>
     <w:p>
       <w:pPr>
